--- a/Federated Republic Constitution 260612.docx
+++ b/Federated Republic Constitution 260612.docx
@@ -7751,7 +7751,7 @@
           <w:sz w:val="22"/>
           <w:szCs w:val="22"/>
         </w:rPr>
-        <w:t xml:space="preserve">The Republic holds affirmative obligations to compact territories: federal education funding, healthcare access, infrastructure investment, and emergency response. These obligations are enforceable by the Nation through the compact dispute resolution process. Any resident of compact territory who believes an Article I right has been violated may bring an Emergency Rights Writ directly to the SC, bypassing all lower courts and the compact dispute resolution process; the SC must rule within 7 days; where the SC fails to rule within 7 days, the Writ is granted and the alleged violation is treated as confirmed pending full SC review. Indigenous communities that do not currently hold a compact may petition the Senate for compact recognition; the Senate must consider the petition within 90 days and either begin negotiations or publish written reasons for declining. Indigenous Nation membership and Republic citizenship are compatible and independent statuses; dual status is the constitutional default.</w:t>
+        <w:t xml:space="preserve">The Republic holds affirmative obligations to compact territories: federal education funding, healthcare access, infrastructure investment, and emergency response. These obligations are enforceable by the Nation through the compact’s dispute resolution mechanism. Any resident of compact territory who believes an Article I right has been violated may bring an Emergency Rights Writ directly to the SC, bypassing all lower courts and the compact’s dispute resolution mechanism; the SC must rule within 7 days; where the SC fails to rule within 7 days, the Writ is granted and the alleged violation is treated as confirmed pending full SC review. Indigenous communities that do not currently hold a compact may petition the Senate for compact recognition; the Senate must consider the petition within 90 days and either begin negotiations or publish written reasons for declining. Indigenous Nation membership and Republic citizenship are compatible and independent statuses; dual status is the constitutional default.</w:t>
       </w:r>
     </w:p>
     <w:p>
